--- a/docs/CareKeeper_Full_Documentation.docx
+++ b/docs/CareKeeper_Full_Documentation.docx
@@ -1364,7 +1364,7 @@
         <w:rPr>
           <w:rStyle w:val="VerbatimChar"/>
         </w:rPr>
-        <w:t xml:space="preserve">├── requirements-dev.txt         # เพิ่ม pytest / pytest-qt / pytest-mock สำหรับ dev</w:t>
+        <w:t xml:space="preserve">├── requirements-dev.txt         # เพิ่ม pytest / pytest-qt / pytest-mock / pytest-cov สำหรับ dev</w:t>
       </w:r>
       <w:r>
         <w:br/>
@@ -1409,7 +1409,7 @@
         <w:rPr>
           <w:rStyle w:val="VerbatimChar"/>
         </w:rPr>
-        <w:t xml:space="preserve">├── idcard.py                    # สคริปต์ทดสอบอ่านบัตรประชาชนแบบแยกเดี่ยว</w:t>
+        <w:t xml:space="preserve">├── sensor_tests/                 # สคริปต์ทดสอบอุปกรณ์แยกเดี่ยวก่อนเปิด GUI จริง (รันมือ ไม่ใช่ pytest)</w:t>
       </w:r>
       <w:r>
         <w:br/>
@@ -1418,7 +1418,7 @@
         <w:rPr>
           <w:rStyle w:val="VerbatimChar"/>
         </w:rPr>
-        <w:t xml:space="preserve">├── BP.py                        # สคริปต์ทดสอบเครื่องวัดความดันแบบแยกเดี่ยว</w:t>
+        <w:t xml:space="preserve">│   ├── _project_path.py          # helper: เติม project root เข้า sys.path ให้สคริปต์ในโฟลเดอร์นี้ import lib/ ได้</w:t>
       </w:r>
       <w:r>
         <w:br/>
@@ -1427,7 +1427,7 @@
         <w:rPr>
           <w:rStyle w:val="VerbatimChar"/>
         </w:rPr>
-        <w:t xml:space="preserve">├── H59_BLE.py                   # สคริปต์ทดสอบอุปกรณ์ SpO2/heart-rate ผ่าน BLE</w:t>
+        <w:t xml:space="preserve">│   ├── idcard.py                 # ทดสอบอ่านบัตรประชาชน</w:t>
       </w:r>
       <w:r>
         <w:br/>
@@ -1436,7 +1436,7 @@
         <w:rPr>
           <w:rStyle w:val="VerbatimChar"/>
         </w:rPr>
-        <w:t xml:space="preserve">├── battery.py                   # สคริปต์ทดสอบ UPS/แบตเตอรี่</w:t>
+        <w:t xml:space="preserve">│   ├── BP.py                     # ทดสอบเครื่องวัดความดัน</w:t>
       </w:r>
       <w:r>
         <w:br/>
@@ -1445,7 +1445,7 @@
         <w:rPr>
           <w:rStyle w:val="VerbatimChar"/>
         </w:rPr>
-        <w:t xml:space="preserve">├── ble_scaner.py                # สคริปต์ทดสอบค้นหา (scan) Bluetooth device</w:t>
+        <w:t xml:space="preserve">│   ├── H59_BLE.py                # ทดสอบอุปกรณ์ SpO2/heart-rate ผ่าน BLE</w:t>
       </w:r>
       <w:r>
         <w:br/>
@@ -1454,6 +1454,24 @@
         <w:rPr>
           <w:rStyle w:val="VerbatimChar"/>
         </w:rPr>
+        <w:t xml:space="preserve">│   ├── battery.py                # ทดสอบ UPS/แบตเตอรี่</w:t>
+      </w:r>
+      <w:r>
+        <w:br/>
+      </w:r>
+      <w:r>
+        <w:rPr>
+          <w:rStyle w:val="VerbatimChar"/>
+        </w:rPr>
+        <w:t xml:space="preserve">│   └── ble_scaner.py             # ทดสอบค้นหา (scan) Bluetooth device</w:t>
+      </w:r>
+      <w:r>
+        <w:br/>
+      </w:r>
+      <w:r>
+        <w:rPr>
+          <w:rStyle w:val="VerbatimChar"/>
+        </w:rPr>
         <w:t xml:space="preserve">│</w:t>
       </w:r>
       <w:r>
@@ -1715,7 +1733,7 @@
         <w:rPr>
           <w:rStyle w:val="VerbatimChar"/>
         </w:rPr>
-        <w:t xml:space="preserve">│   ├── CareKeeper_Full_Documentation.md/.pdf</w:t>
+        <w:t xml:space="preserve">│   ├── CareKeeper_Full_Documentation.md/.html/.docx/.pdf</w:t>
       </w:r>
       <w:r>
         <w:br/>
@@ -1733,7 +1751,7 @@
         <w:rPr>
           <w:rStyle w:val="VerbatimChar"/>
         </w:rPr>
-        <w:t xml:space="preserve">│   └── carekeeper-pi5-setup-runbook.md   # ขั้นตอน setup เครื่อง Pi5 ใหม่แบบละเอียด</w:t>
+        <w:t xml:space="preserve">│   ├── carekeeper-pi5-setup-runbook.md   # ขั้นตอน setup เครื่อง Pi5 ใหม่แบบละเอียด</w:t>
       </w:r>
       <w:r>
         <w:br/>
@@ -1742,6 +1760,15 @@
         <w:rPr>
           <w:rStyle w:val="VerbatimChar"/>
         </w:rPr>
+        <w:t xml:space="preserve">│   └── test-report.md             # รายงานผลทดสอบ: จำนวน test, pass rate, coverage รายโมดูล (ดูหัวข้อ 13)</w:t>
+      </w:r>
+      <w:r>
+        <w:br/>
+      </w:r>
+      <w:r>
+        <w:rPr>
+          <w:rStyle w:val="VerbatimChar"/>
+        </w:rPr>
         <w:t xml:space="preserve">│</w:t>
       </w:r>
       <w:r>
@@ -1751,7 +1778,7 @@
         <w:rPr>
           <w:rStyle w:val="VerbatimChar"/>
         </w:rPr>
-        <w:t xml:space="preserve">└── tests/                         # ชุดทดสอบอัตโนมัติ (pytest)</w:t>
+        <w:t xml:space="preserve">└── tests/                         # ชุดทดสอบอัตโนมัติ (pytest, 160 test cases)</w:t>
       </w:r>
       <w:r>
         <w:br/>
@@ -1760,7 +1787,7 @@
         <w:rPr>
           <w:rStyle w:val="VerbatimChar"/>
         </w:rPr>
-        <w:t xml:space="preserve">    ├── conftest.py</w:t>
+        <w:t xml:space="preserve">    ├── conftest.py                # fixture กลาง (reset SubsystemRegistry, neutralize retry backoff sleep)</w:t>
       </w:r>
       <w:r>
         <w:br/>
@@ -1778,7 +1805,7 @@
         <w:rPr>
           <w:rStyle w:val="VerbatimChar"/>
         </w:rPr>
-        <w:t xml:space="preserve">    ├── test_providers_bp.py / _spo2.py / _idcard.py / _history.py / _wifi_bt.py</w:t>
+        <w:t xml:space="preserve">    ├── test_providers_bp.py / _spo2.py / _idcard.py / _history.py / _wifi_bt.py / _send_data.py</w:t>
       </w:r>
       <w:r>
         <w:br/>
@@ -1823,7 +1850,43 @@
         <w:rPr>
           <w:rStyle w:val="VerbatimChar"/>
         </w:rPr>
-        <w:t xml:space="preserve">    └── test_device_status_fields.py</w:t>
+        <w:t xml:space="preserve">    ├── test_device_status_fields.py</w:t>
+      </w:r>
+      <w:r>
+        <w:br/>
+      </w:r>
+      <w:r>
+        <w:rPr>
+          <w:rStyle w:val="VerbatimChar"/>
+        </w:rPr>
+        <w:t xml:space="preserve">    ├── test_h59_packets.py / _notify_parsers.py / _reader_flows.py / _device.py   # unit test ระดับ lib/h59_ble/ (ไม่ผ่าน provider)</w:t>
+      </w:r>
+      <w:r>
+        <w:br/>
+      </w:r>
+      <w:r>
+        <w:rPr>
+          <w:rStyle w:val="VerbatimChar"/>
+        </w:rPr>
+        <w:t xml:space="preserve">    ├── test_thaiidcard.py         # unit test สูตรแปลงวันเกิด พ.ศ., decode TIS-620, โปรโตคอล APDU</w:t>
+      </w:r>
+      <w:r>
+        <w:br/>
+      </w:r>
+      <w:r>
+        <w:rPr>
+          <w:rStyle w:val="VerbatimChar"/>
+        </w:rPr>
+        <w:t xml:space="preserve">    ├── test_ups.py                # unit test ถอดรหัส register I2C ของ UPS HAT</w:t>
+      </w:r>
+      <w:r>
+        <w:br/>
+      </w:r>
+      <w:r>
+        <w:rPr>
+          <w:rStyle w:val="VerbatimChar"/>
+        </w:rPr>
+        <w:t xml:space="preserve">    └── test_bp_monitor_parsing.py # unit test parser โปรโตคอล serial ของเครื่องวัดความดัน</w:t>
       </w:r>
     </w:p>
     <w:bookmarkEnd w:id="17"/>
@@ -2250,6 +2313,46 @@
             </w:pPr>
             <w:r>
               <w:t xml:space="preserve">สร้าง mock/patch แบบสะดวกใน unit test</w:t>
+            </w:r>
+          </w:p>
+        </w:tc>
+      </w:tr>
+      <w:tr>
+        <w:tc>
+          <w:tcPr/>
+          <w:p>
+            <w:pPr>
+              <w:pStyle w:val="Compact"/>
+            </w:pPr>
+            <w:r>
+              <w:rPr>
+                <w:b/>
+                <w:bCs/>
+              </w:rPr>
+              <w:t xml:space="preserve">pytest-cov</w:t>
+            </w:r>
+          </w:p>
+        </w:tc>
+        <w:tc>
+          <w:tcPr/>
+          <w:p>
+            <w:pPr>
+              <w:pStyle w:val="Compact"/>
+            </w:pPr>
+            <w:r>
+              <w:t xml:space="preserve">วัด code coverage ของชุดทดสอบ (ตัวเลขอยู่ใน</w:t>
+            </w:r>
+            <w:r>
+              <w:t xml:space="preserve"> </w:t>
+            </w:r>
+            <w:r>
+              <w:rPr>
+                <w:rStyle w:val="VerbatimChar"/>
+              </w:rPr>
+              <w:t xml:space="preserve">docs/test-report.md</w:t>
+            </w:r>
+            <w:r>
+              <w:t xml:space="preserve">)</w:t>
             </w:r>
           </w:p>
         </w:tc>
@@ -9154,7 +9257,7 @@
         <w:rPr>
           <w:rStyle w:val="VerbatimChar"/>
         </w:rPr>
-        <w:t xml:space="preserve">python idcard.py        # ทดสอบเครื่องอ่านบัตร</w:t>
+        <w:t xml:space="preserve">python sensor_tests/idcard.py        # ทดสอบเครื่องอ่านบัตร</w:t>
       </w:r>
       <w:r>
         <w:br/>
@@ -9163,7 +9266,7 @@
         <w:rPr>
           <w:rStyle w:val="VerbatimChar"/>
         </w:rPr>
-        <w:t xml:space="preserve">python BP.py             # ทดสอบเครื่องวัดความดัน</w:t>
+        <w:t xml:space="preserve">python sensor_tests/BP.py             # ทดสอบเครื่องวัดความดัน</w:t>
       </w:r>
       <w:r>
         <w:br/>
@@ -9172,7 +9275,7 @@
         <w:rPr>
           <w:rStyle w:val="VerbatimChar"/>
         </w:rPr>
-        <w:t xml:space="preserve">python H59_BLE.py        # ทดสอบอุปกรณ์ SpO2/Heart-rate</w:t>
+        <w:t xml:space="preserve">python sensor_tests/H59_BLE.py        # ทดสอบอุปกรณ์ SpO2/Heart-rate</w:t>
       </w:r>
       <w:r>
         <w:br/>
@@ -9181,7 +9284,7 @@
         <w:rPr>
           <w:rStyle w:val="VerbatimChar"/>
         </w:rPr>
-        <w:t xml:space="preserve">python battery.py        # ทดสอบ UPS/แบตเตอรี่</w:t>
+        <w:t xml:space="preserve">python sensor_tests/battery.py        # ทดสอบ UPS/แบตเตอรี่</w:t>
       </w:r>
       <w:r>
         <w:br/>
@@ -9190,7 +9293,7 @@
         <w:rPr>
           <w:rStyle w:val="VerbatimChar"/>
         </w:rPr>
-        <w:t xml:space="preserve">python ble_scaner.py     # ทดสอบค้นหา Bluetooth device</w:t>
+        <w:t xml:space="preserve">python sensor_tests/ble_scaner.py     # ทดสอบค้นหา Bluetooth device</w:t>
       </w:r>
     </w:p>
     <w:bookmarkEnd w:id="88"/>
@@ -9711,6 +9814,59 @@
         </w:rPr>
         <w:t xml:space="preserve">tests/</w:t>
       </w:r>
+      <w:r>
+        <w:t xml:space="preserve"> </w:t>
+      </w:r>
+      <w:r>
+        <w:t xml:space="preserve">ปัจจุบัน</w:t>
+      </w:r>
+      <w:r>
+        <w:t xml:space="preserve"> </w:t>
+      </w:r>
+      <w:r>
+        <w:rPr>
+          <w:b/>
+          <w:bCs/>
+        </w:rPr>
+        <w:t xml:space="preserve">160 test cases ผ่านทั้งหมด (100%)</w:t>
+      </w:r>
+      <w:r>
+        <w:t xml:space="preserve"> </w:t>
+      </w:r>
+      <w:r>
+        <w:t xml:space="preserve">และวัด code coverage ของโมดูล logic ได้</w:t>
+      </w:r>
+      <w:r>
+        <w:t xml:space="preserve"> </w:t>
+      </w:r>
+      <w:r>
+        <w:rPr>
+          <w:b/>
+          <w:bCs/>
+        </w:rPr>
+        <w:t xml:space="preserve">79%</w:t>
+      </w:r>
+      <w:r>
+        <w:t xml:space="preserve"> </w:t>
+      </w:r>
+      <w:r>
+        <w:t xml:space="preserve">(ตัวเลขและตารางละเอียดทั้งหมดอยู่ที่</w:t>
+      </w:r>
+      <w:r>
+        <w:t xml:space="preserve"> </w:t>
+      </w:r>
+      <w:r>
+        <w:rPr>
+          <w:rStyle w:val="VerbatimChar"/>
+        </w:rPr>
+        <w:t xml:space="preserve">docs/test-report.md</w:t>
+      </w:r>
+      <w:r>
+        <w:t xml:space="preserve"> </w:t>
+      </w:r>
+      <w:r>
+        <w:t xml:space="preserve">— คู่มือฉบับนี้สรุปย่อไว้เท่านั้น)</w:t>
+      </w:r>
     </w:p>
     <w:tbl>
       <w:tblPr>
@@ -9720,8 +9876,9 @@
         <w:tblLook w:firstRow="1" w:lastRow="0" w:firstColumn="0" w:lastColumn="0" w:noHBand="0" w:noVBand="0" w:val="0020"/>
       </w:tblPr>
       <w:tblGrid>
-        <w:gridCol w:w="3960"/>
-        <w:gridCol w:w="3960"/>
+        <w:gridCol w:w="2376"/>
+        <w:gridCol w:w="2376"/>
+        <w:gridCol w:w="3168"/>
       </w:tblGrid>
       <w:tr>
         <w:trPr>
@@ -9749,6 +9906,18 @@
             </w:r>
           </w:p>
         </w:tc>
+        <w:tc>
+          <w:tcPr/>
+          <w:p>
+            <w:pPr>
+              <w:pStyle w:val="Compact"/>
+              <w:jc w:val="right"/>
+            </w:pPr>
+            <w:r>
+              <w:t xml:space="preserve">จำนวน</w:t>
+            </w:r>
+          </w:p>
+        </w:tc>
       </w:tr>
       <w:tr>
         <w:tc>
@@ -9772,7 +9941,19 @@
               <w:pStyle w:val="Compact"/>
             </w:pPr>
             <w:r>
-              <w:t xml:space="preserve">การวัดความดันโลหิตของ provider</w:t>
+              <w:t xml:space="preserve">การวัดความดันโลหิตของ provider (retry)</w:t>
+            </w:r>
+          </w:p>
+        </w:tc>
+        <w:tc>
+          <w:tcPr/>
+          <w:p>
+            <w:pPr>
+              <w:pStyle w:val="Compact"/>
+              <w:jc w:val="right"/>
+            </w:pPr>
+            <w:r>
+              <w:t xml:space="preserve">3</w:t>
             </w:r>
           </w:p>
         </w:tc>
@@ -9815,6 +9996,18 @@
             </w:r>
           </w:p>
         </w:tc>
+        <w:tc>
+          <w:tcPr/>
+          <w:p>
+            <w:pPr>
+              <w:pStyle w:val="Compact"/>
+              <w:jc w:val="right"/>
+            </w:pPr>
+            <w:r>
+              <w:t xml:space="preserve">3</w:t>
+            </w:r>
+          </w:p>
+        </w:tc>
       </w:tr>
       <w:tr>
         <w:tc>
@@ -9842,6 +10035,18 @@
             </w:r>
           </w:p>
         </w:tc>
+        <w:tc>
+          <w:tcPr/>
+          <w:p>
+            <w:pPr>
+              <w:pStyle w:val="Compact"/>
+              <w:jc w:val="right"/>
+            </w:pPr>
+            <w:r>
+              <w:t xml:space="preserve">2</w:t>
+            </w:r>
+          </w:p>
+        </w:tc>
       </w:tr>
       <w:tr>
         <w:tc>
@@ -9865,7 +10070,82 @@
               <w:pStyle w:val="Compact"/>
             </w:pPr>
             <w:r>
-              <w:t xml:space="preserve">การดึง/แสดงข้อมูลย้อนหลัง</w:t>
+              <w:t xml:space="preserve">การดึงข้อมูลย้อนหลัง (GET</w:t>
+            </w:r>
+            <w:r>
+              <w:t xml:space="preserve"> </w:t>
+            </w:r>
+            <w:r>
+              <w:rPr>
+                <w:rStyle w:val="VerbatimChar"/>
+              </w:rPr>
+              <w:t xml:space="preserve">health_history</w:t>
+            </w:r>
+            <w:r>
+              <w:t xml:space="preserve">)</w:t>
+            </w:r>
+          </w:p>
+        </w:tc>
+        <w:tc>
+          <w:tcPr/>
+          <w:p>
+            <w:pPr>
+              <w:pStyle w:val="Compact"/>
+              <w:jc w:val="right"/>
+            </w:pPr>
+            <w:r>
+              <w:t xml:space="preserve">9</w:t>
+            </w:r>
+          </w:p>
+        </w:tc>
+      </w:tr>
+      <w:tr>
+        <w:tc>
+          <w:tcPr/>
+          <w:p>
+            <w:pPr>
+              <w:pStyle w:val="Compact"/>
+            </w:pPr>
+            <w:r>
+              <w:rPr>
+                <w:rStyle w:val="VerbatimChar"/>
+              </w:rPr>
+              <w:t xml:space="preserve">test_providers_send_data.py</w:t>
+            </w:r>
+          </w:p>
+        </w:tc>
+        <w:tc>
+          <w:tcPr/>
+          <w:p>
+            <w:pPr>
+              <w:pStyle w:val="Compact"/>
+            </w:pPr>
+            <w:r>
+              <w:t xml:space="preserve">การส่งผลวัดขึ้น backend (POST</w:t>
+            </w:r>
+            <w:r>
+              <w:t xml:space="preserve"> </w:t>
+            </w:r>
+            <w:r>
+              <w:rPr>
+                <w:rStyle w:val="VerbatimChar"/>
+              </w:rPr>
+              <w:t xml:space="preserve">add_health</w:t>
+            </w:r>
+            <w:r>
+              <w:t xml:space="preserve">)</w:t>
+            </w:r>
+          </w:p>
+        </w:tc>
+        <w:tc>
+          <w:tcPr/>
+          <w:p>
+            <w:pPr>
+              <w:pStyle w:val="Compact"/>
+              <w:jc w:val="right"/>
+            </w:pPr>
+            <w:r>
+              <w:t xml:space="preserve">8</w:t>
             </w:r>
           </w:p>
         </w:tc>
@@ -9896,6 +10176,18 @@
             </w:r>
           </w:p>
         </w:tc>
+        <w:tc>
+          <w:tcPr/>
+          <w:p>
+            <w:pPr>
+              <w:pStyle w:val="Compact"/>
+              <w:jc w:val="right"/>
+            </w:pPr>
+            <w:r>
+              <w:t xml:space="preserve">7</w:t>
+            </w:r>
+          </w:p>
+        </w:tc>
       </w:tr>
       <w:tr>
         <w:tc>
@@ -9938,6 +10230,18 @@
             </w:r>
           </w:p>
         </w:tc>
+        <w:tc>
+          <w:tcPr/>
+          <w:p>
+            <w:pPr>
+              <w:pStyle w:val="Compact"/>
+              <w:jc w:val="right"/>
+            </w:pPr>
+            <w:r>
+              <w:t xml:space="preserve">7</w:t>
+            </w:r>
+          </w:p>
+        </w:tc>
       </w:tr>
       <w:tr>
         <w:tc>
@@ -9980,6 +10284,18 @@
             </w:r>
           </w:p>
         </w:tc>
+        <w:tc>
+          <w:tcPr/>
+          <w:p>
+            <w:pPr>
+              <w:pStyle w:val="Compact"/>
+              <w:jc w:val="right"/>
+            </w:pPr>
+            <w:r>
+              <w:t xml:space="preserve">5</w:t>
+            </w:r>
+          </w:p>
+        </w:tc>
       </w:tr>
       <w:tr>
         <w:tc>
@@ -10031,6 +10347,18 @@
             </w:r>
           </w:p>
         </w:tc>
+        <w:tc>
+          <w:tcPr/>
+          <w:p>
+            <w:pPr>
+              <w:pStyle w:val="Compact"/>
+              <w:jc w:val="right"/>
+            </w:pPr>
+            <w:r>
+              <w:t xml:space="preserve">8</w:t>
+            </w:r>
+          </w:p>
+        </w:tc>
       </w:tr>
       <w:tr>
         <w:tc>
@@ -10058,6 +10386,18 @@
             </w:r>
           </w:p>
         </w:tc>
+        <w:tc>
+          <w:tcPr/>
+          <w:p>
+            <w:pPr>
+              <w:pStyle w:val="Compact"/>
+              <w:jc w:val="right"/>
+            </w:pPr>
+            <w:r>
+              <w:t xml:space="preserve">4</w:t>
+            </w:r>
+          </w:p>
+        </w:tc>
       </w:tr>
       <w:tr>
         <w:tc>
@@ -10085,6 +10425,18 @@
             </w:r>
           </w:p>
         </w:tc>
+        <w:tc>
+          <w:tcPr/>
+          <w:p>
+            <w:pPr>
+              <w:pStyle w:val="Compact"/>
+              <w:jc w:val="right"/>
+            </w:pPr>
+            <w:r>
+              <w:t xml:space="preserve">6</w:t>
+            </w:r>
+          </w:p>
+        </w:tc>
       </w:tr>
       <w:tr>
         <w:tc>
@@ -10112,6 +10464,18 @@
             </w:r>
           </w:p>
         </w:tc>
+        <w:tc>
+          <w:tcPr/>
+          <w:p>
+            <w:pPr>
+              <w:pStyle w:val="Compact"/>
+              <w:jc w:val="right"/>
+            </w:pPr>
+            <w:r>
+              <w:t xml:space="preserve">3</w:t>
+            </w:r>
+          </w:p>
+        </w:tc>
       </w:tr>
       <w:tr>
         <w:tc>
@@ -10139,6 +10503,341 @@
             </w:r>
           </w:p>
         </w:tc>
+        <w:tc>
+          <w:tcPr/>
+          <w:p>
+            <w:pPr>
+              <w:pStyle w:val="Compact"/>
+              <w:jc w:val="right"/>
+            </w:pPr>
+            <w:r>
+              <w:t xml:space="preserve">1</w:t>
+            </w:r>
+          </w:p>
+        </w:tc>
+      </w:tr>
+      <w:tr>
+        <w:tc>
+          <w:tcPr/>
+          <w:p>
+            <w:pPr>
+              <w:pStyle w:val="Compact"/>
+            </w:pPr>
+            <w:r>
+              <w:rPr>
+                <w:rStyle w:val="VerbatimChar"/>
+              </w:rPr>
+              <w:t xml:space="preserve">test_h59_packets.py</w:t>
+            </w:r>
+          </w:p>
+        </w:tc>
+        <w:tc>
+          <w:tcPr/>
+          <w:p>
+            <w:pPr>
+              <w:pStyle w:val="Compact"/>
+            </w:pPr>
+            <w:r>
+              <w:t xml:space="preserve">โครงแพ็กเก็ต BLE 16 ไบต์ของ H59 และ checksum</w:t>
+            </w:r>
+          </w:p>
+        </w:tc>
+        <w:tc>
+          <w:tcPr/>
+          <w:p>
+            <w:pPr>
+              <w:pStyle w:val="Compact"/>
+              <w:jc w:val="right"/>
+            </w:pPr>
+            <w:r>
+              <w:t xml:space="preserve">7</w:t>
+            </w:r>
+          </w:p>
+        </w:tc>
+      </w:tr>
+      <w:tr>
+        <w:tc>
+          <w:tcPr/>
+          <w:p>
+            <w:pPr>
+              <w:pStyle w:val="Compact"/>
+            </w:pPr>
+            <w:r>
+              <w:rPr>
+                <w:rStyle w:val="VerbatimChar"/>
+              </w:rPr>
+              <w:t xml:space="preserve">test_h59_notify_parsers.py</w:t>
+            </w:r>
+          </w:p>
+        </w:tc>
+        <w:tc>
+          <w:tcPr/>
+          <w:p>
+            <w:pPr>
+              <w:pStyle w:val="Compact"/>
+            </w:pPr>
+            <w:r>
+              <w:t xml:space="preserve">ขอบเขตค่าที่ parser ยอมรับ: ชีพจร 30–220 bpm, SpO2 70–100%</w:t>
+            </w:r>
+          </w:p>
+        </w:tc>
+        <w:tc>
+          <w:tcPr/>
+          <w:p>
+            <w:pPr>
+              <w:pStyle w:val="Compact"/>
+              <w:jc w:val="right"/>
+            </w:pPr>
+            <w:r>
+              <w:t xml:space="preserve">23</w:t>
+            </w:r>
+          </w:p>
+        </w:tc>
+      </w:tr>
+      <w:tr>
+        <w:tc>
+          <w:tcPr/>
+          <w:p>
+            <w:pPr>
+              <w:pStyle w:val="Compact"/>
+            </w:pPr>
+            <w:r>
+              <w:rPr>
+                <w:rStyle w:val="VerbatimChar"/>
+              </w:rPr>
+              <w:t xml:space="preserve">test_h59_reader_flows.py</w:t>
+            </w:r>
+          </w:p>
+        </w:tc>
+        <w:tc>
+          <w:tcPr/>
+          <w:p>
+            <w:pPr>
+              <w:pStyle w:val="Compact"/>
+            </w:pPr>
+            <w:r>
+              <w:t xml:space="preserve">ลำดับคำสั่งวัดค่าเต็ม (warm-up → start → stop/disconnect)</w:t>
+            </w:r>
+          </w:p>
+        </w:tc>
+        <w:tc>
+          <w:tcPr/>
+          <w:p>
+            <w:pPr>
+              <w:pStyle w:val="Compact"/>
+              <w:jc w:val="right"/>
+            </w:pPr>
+            <w:r>
+              <w:t xml:space="preserve">12</w:t>
+            </w:r>
+          </w:p>
+        </w:tc>
+      </w:tr>
+      <w:tr>
+        <w:tc>
+          <w:tcPr/>
+          <w:p>
+            <w:pPr>
+              <w:pStyle w:val="Compact"/>
+            </w:pPr>
+            <w:r>
+              <w:rPr>
+                <w:rStyle w:val="VerbatimChar"/>
+              </w:rPr>
+              <w:t xml:space="preserve">test_h59_device.py</w:t>
+            </w:r>
+          </w:p>
+        </w:tc>
+        <w:tc>
+          <w:tcPr/>
+          <w:p>
+            <w:pPr>
+              <w:pStyle w:val="Compact"/>
+            </w:pPr>
+            <w:r>
+              <w:t xml:space="preserve">ชั้นสื่อสาร BLE: routing UART1/2, keepalive, notify fan-out</w:t>
+            </w:r>
+          </w:p>
+        </w:tc>
+        <w:tc>
+          <w:tcPr/>
+          <w:p>
+            <w:pPr>
+              <w:pStyle w:val="Compact"/>
+              <w:jc w:val="right"/>
+            </w:pPr>
+            <w:r>
+              <w:t xml:space="preserve">9</w:t>
+            </w:r>
+          </w:p>
+        </w:tc>
+      </w:tr>
+      <w:tr>
+        <w:tc>
+          <w:tcPr/>
+          <w:p>
+            <w:pPr>
+              <w:pStyle w:val="Compact"/>
+            </w:pPr>
+            <w:r>
+              <w:rPr>
+                <w:rStyle w:val="VerbatimChar"/>
+              </w:rPr>
+              <w:t xml:space="preserve">test_thaiidcard.py</w:t>
+            </w:r>
+          </w:p>
+        </w:tc>
+        <w:tc>
+          <w:tcPr/>
+          <w:p>
+            <w:pPr>
+              <w:pStyle w:val="Compact"/>
+            </w:pPr>
+            <w:r>
+              <w:t xml:space="preserve">แปลงวันเกิด พ.ศ., decode TIS-620, โปรโตคอล APDU (GET RESPONSE)</w:t>
+            </w:r>
+          </w:p>
+        </w:tc>
+        <w:tc>
+          <w:tcPr/>
+          <w:p>
+            <w:pPr>
+              <w:pStyle w:val="Compact"/>
+              <w:jc w:val="right"/>
+            </w:pPr>
+            <w:r>
+              <w:t xml:space="preserve">15</w:t>
+            </w:r>
+          </w:p>
+        </w:tc>
+      </w:tr>
+      <w:tr>
+        <w:tc>
+          <w:tcPr/>
+          <w:p>
+            <w:pPr>
+              <w:pStyle w:val="Compact"/>
+            </w:pPr>
+            <w:r>
+              <w:rPr>
+                <w:rStyle w:val="VerbatimChar"/>
+              </w:rPr>
+              <w:t xml:space="preserve">test_ups.py</w:t>
+            </w:r>
+          </w:p>
+        </w:tc>
+        <w:tc>
+          <w:tcPr/>
+          <w:p>
+            <w:pPr>
+              <w:pStyle w:val="Compact"/>
+            </w:pPr>
+            <w:r>
+              <w:t xml:space="preserve">ถอดรหัส register I2C ของ UPS HAT (แรงดัน/กระแส/% แบตเตอรี่)</w:t>
+            </w:r>
+          </w:p>
+        </w:tc>
+        <w:tc>
+          <w:tcPr/>
+          <w:p>
+            <w:pPr>
+              <w:pStyle w:val="Compact"/>
+              <w:jc w:val="right"/>
+            </w:pPr>
+            <w:r>
+              <w:t xml:space="preserve">15</w:t>
+            </w:r>
+          </w:p>
+        </w:tc>
+      </w:tr>
+      <w:tr>
+        <w:tc>
+          <w:tcPr/>
+          <w:p>
+            <w:pPr>
+              <w:pStyle w:val="Compact"/>
+            </w:pPr>
+            <w:r>
+              <w:rPr>
+                <w:rStyle w:val="VerbatimChar"/>
+              </w:rPr>
+              <w:t xml:space="preserve">test_bp_monitor_parsing.py</w:t>
+            </w:r>
+          </w:p>
+        </w:tc>
+        <w:tc>
+          <w:tcPr/>
+          <w:p>
+            <w:pPr>
+              <w:pStyle w:val="Compact"/>
+            </w:pPr>
+            <w:r>
+              <w:t xml:space="preserve">parser โปรโตคอล serial ของเครื่องวัดความดัน (</w:t>
+            </w:r>
+            <w:r>
+              <w:rPr>
+                <w:rStyle w:val="VerbatimChar"/>
+              </w:rPr>
+              <w:t xml:space="preserve">SYS:.../DIA:.../PUL:...</w:t>
+            </w:r>
+            <w:r>
+              <w:t xml:space="preserve">)</w:t>
+            </w:r>
+          </w:p>
+        </w:tc>
+        <w:tc>
+          <w:tcPr/>
+          <w:p>
+            <w:pPr>
+              <w:pStyle w:val="Compact"/>
+              <w:jc w:val="right"/>
+            </w:pPr>
+            <w:r>
+              <w:t xml:space="preserve">13</w:t>
+            </w:r>
+          </w:p>
+        </w:tc>
+      </w:tr>
+      <w:tr>
+        <w:tc>
+          <w:tcPr/>
+          <w:p>
+            <w:pPr>
+              <w:pStyle w:val="Compact"/>
+            </w:pPr>
+            <w:r>
+              <w:rPr>
+                <w:b/>
+                <w:bCs/>
+              </w:rPr>
+              <w:t xml:space="preserve">รวม</w:t>
+            </w:r>
+          </w:p>
+        </w:tc>
+        <w:tc>
+          <w:tcPr/>
+          <w:p>
+            <w:pPr>
+              <w:pStyle w:val="Compact"/>
+            </w:pPr>
+          </w:p>
+        </w:tc>
+        <w:tc>
+          <w:tcPr/>
+          <w:p>
+            <w:pPr>
+              <w:pStyle w:val="Compact"/>
+              <w:jc w:val="right"/>
+            </w:pPr>
+            <w:r>
+              <w:rPr>
+                <w:b/>
+                <w:bCs/>
+              </w:rPr>
+              <w:t xml:space="preserve">160</w:t>
+            </w:r>
+          </w:p>
+        </w:tc>
       </w:tr>
     </w:tbl>
     <w:p>
@@ -10186,6 +10885,33 @@
         </w:rPr>
         <w:t xml:space="preserve">pytest tests/test_threading.py -v</w:t>
       </w:r>
+      <w:r>
+        <w:br/>
+      </w:r>
+      <w:r>
+        <w:rPr>
+          <w:rStyle w:val="VerbatimChar"/>
+        </w:rPr>
+        <w:t xml:space="preserve"># รันพร้อมวัด coverage (ตัวเลขใน docs/test-report.md):</w:t>
+      </w:r>
+      <w:r>
+        <w:br/>
+      </w:r>
+      <w:r>
+        <w:rPr>
+          <w:rStyle w:val="VerbatimChar"/>
+        </w:rPr>
+        <w:t xml:space="preserve">pytest tests/ --cov=carekeeper_queue --cov=carekeeper_retry \</w:t>
+      </w:r>
+      <w:r>
+        <w:br/>
+      </w:r>
+      <w:r>
+        <w:rPr>
+          <w:rStyle w:val="VerbatimChar"/>
+        </w:rPr>
+        <w:t xml:space="preserve">  --cov=carekeeper_providers --cov=carekeeper_logging --cov=lib --cov-report=term</w:t>
+      </w:r>
     </w:p>
     <w:p>
       <w:pPr>
@@ -10246,7 +10972,118 @@
         <w:t xml:space="preserve">fake_requests.py</w:t>
       </w:r>
       <w:r>
-        <w:t xml:space="preserve">) เพื่อจำลอง hardware/network โดยไม่ต้องพึ่งอุปกรณ์จริงหรืออินเทอร์เน็ตขณะรัน CI/เทสต์</w:t>
+        <w:t xml:space="preserve">) เพื่อจำลอง hardware/network โดยไม่ต้องพึ่งอุปกรณ์จริงหรืออินเทอร์เน็ตขณะรัน CI/เทสต์ ชุดทดสอบใหม่ในหมวด</w:t>
+      </w:r>
+      <w:r>
+        <w:t xml:space="preserve"> </w:t>
+      </w:r>
+      <w:r>
+        <w:rPr>
+          <w:rStyle w:val="VerbatimChar"/>
+        </w:rPr>
+        <w:t xml:space="preserve">test_h59_*</w:t>
+      </w:r>
+      <w:r>
+        <w:t xml:space="preserve"> </w:t>
+      </w:r>
+      <w:r>
+        <w:t xml:space="preserve">/</w:t>
+      </w:r>
+      <w:r>
+        <w:t xml:space="preserve"> </w:t>
+      </w:r>
+      <w:r>
+        <w:rPr>
+          <w:rStyle w:val="VerbatimChar"/>
+        </w:rPr>
+        <w:t xml:space="preserve">test_thaiidcard.py</w:t>
+      </w:r>
+      <w:r>
+        <w:t xml:space="preserve"> </w:t>
+      </w:r>
+      <w:r>
+        <w:t xml:space="preserve">/</w:t>
+      </w:r>
+      <w:r>
+        <w:t xml:space="preserve"> </w:t>
+      </w:r>
+      <w:r>
+        <w:rPr>
+          <w:rStyle w:val="VerbatimChar"/>
+        </w:rPr>
+        <w:t xml:space="preserve">test_ups.py</w:t>
+      </w:r>
+      <w:r>
+        <w:t xml:space="preserve"> </w:t>
+      </w:r>
+      <w:r>
+        <w:t xml:space="preserve">/</w:t>
+      </w:r>
+      <w:r>
+        <w:t xml:space="preserve"> </w:t>
+      </w:r>
+      <w:r>
+        <w:rPr>
+          <w:rStyle w:val="VerbatimChar"/>
+        </w:rPr>
+        <w:t xml:space="preserve">test_bp_monitor_parsing.py</w:t>
+      </w:r>
+      <w:r>
+        <w:t xml:space="preserve"> </w:t>
+      </w:r>
+      <w:r>
+        <w:t xml:space="preserve">ทดสอบตรงที่ตัว parser/formatter ระดับ</w:t>
+      </w:r>
+      <w:r>
+        <w:t xml:space="preserve"> </w:t>
+      </w:r>
+      <w:r>
+        <w:rPr>
+          <w:rStyle w:val="VerbatimChar"/>
+        </w:rPr>
+        <w:t xml:space="preserve">lib/</w:t>
+      </w:r>
+      <w:r>
+        <w:t xml:space="preserve"> </w:t>
+      </w:r>
+      <w:r>
+        <w:t xml:space="preserve">โดยไม่ผ่าน provider เลย จึงไม่ต้องพึ่งไฟล์</w:t>
+      </w:r>
+      <w:r>
+        <w:t xml:space="preserve"> </w:t>
+      </w:r>
+      <w:r>
+        <w:rPr>
+          <w:rStyle w:val="VerbatimChar"/>
+        </w:rPr>
+        <w:t xml:space="preserve">.env</w:t>
+      </w:r>
+      <w:r>
+        <w:t xml:space="preserve"> </w:t>
+      </w:r>
+      <w:r>
+        <w:t xml:space="preserve">หรืออุปกรณ์จริงแม้แต่น้อย — ดูตัวอย่างกรณีทดสอบแบบ</w:t>
+      </w:r>
+      <w:r>
+        <w:t xml:space="preserve"> </w:t>
+      </w:r>
+      <w:r>
+        <w:t xml:space="preserve">“ค่าป้อน → ผลที่คาด”</w:t>
+      </w:r>
+      <w:r>
+        <w:t xml:space="preserve"> </w:t>
+      </w:r>
+      <w:r>
+        <w:t xml:space="preserve">ได้ในหัวข้อที่ 5 ของ</w:t>
+      </w:r>
+      <w:r>
+        <w:t xml:space="preserve"> </w:t>
+      </w:r>
+      <w:r>
+        <w:rPr>
+          <w:rStyle w:val="VerbatimChar"/>
+        </w:rPr>
+        <w:t xml:space="preserve">docs/test-report.md</w:t>
       </w:r>
     </w:p>
     <w:bookmarkEnd w:id="91"/>
@@ -11652,6 +12489,27 @@
         <w:rPr>
           <w:rStyle w:val="VerbatimChar"/>
         </w:rPr>
+        <w:t xml:space="preserve">docs/test-report.md</w:t>
+      </w:r>
+      <w:r>
+        <w:t xml:space="preserve"> </w:t>
+      </w:r>
+      <w:r>
+        <w:t xml:space="preserve">— รายงานผลทดสอบฉบับเต็ม: จำนวน test case, pass rate, coverage รายโมดูล, ตัวอย่างกรณีทดสอบแบบวัดค่าได้</w:t>
+      </w:r>
+    </w:p>
+    <w:p>
+      <w:pPr>
+        <w:pStyle w:val="Compact"/>
+        <w:numPr>
+          <w:ilvl w:val="0"/>
+          <w:numId w:val="1010"/>
+        </w:numPr>
+      </w:pPr>
+      <w:r>
+        <w:rPr>
+          <w:rStyle w:val="VerbatimChar"/>
+        </w:rPr>
         <w:t xml:space="preserve">lib/h59_ble/README.md</w:t>
       </w:r>
       <w:r>
@@ -11758,7 +12616,22 @@
         <w:t xml:space="preserve"> </w:t>
       </w:r>
       <w:r>
-        <w:t xml:space="preserve">ผ่านทั้งหมด และเก็บผลลัพธ์ไว้เป็นหลักฐาน</w:t>
+        <w:t xml:space="preserve">ผ่านทั้งหมด (160 test cases) และเก็บผลลัพธ์ไว้เป็นหลักฐาน — ดู</w:t>
+      </w:r>
+      <w:r>
+        <w:t xml:space="preserve"> </w:t>
+      </w:r>
+      <w:r>
+        <w:rPr>
+          <w:rStyle w:val="VerbatimChar"/>
+        </w:rPr>
+        <w:t xml:space="preserve">docs/test-report.md</w:t>
+      </w:r>
+      <w:r>
+        <w:t xml:space="preserve"> </w:t>
+      </w:r>
+      <w:r>
+        <w:t xml:space="preserve">สำหรับตัวเลข pass rate/coverage พร้อมใช้อ้างอิง</w:t>
       </w:r>
     </w:p>
     <w:p>
